--- a/tma/templates/Adenda de Extensión de Plazo – Carta Oferta - PF en PESOS.docx
+++ b/tma/templates/Adenda de Extensión de Plazo – Carta Oferta - PF en PESOS.docx
@@ -1,6 +1,6 @@
 
 <file path=word/document.xml><?xml version="1.0" encoding="utf-8"?>
-<w:document xmlns:wpc="http://schemas.microsoft.com/office/word/2010/wordprocessingCanvas" xmlns:cx="http://schemas.microsoft.com/office/drawing/2014/chartex" xmlns:cx1="http://schemas.microsoft.com/office/drawing/2015/9/8/chartex" xmlns:cx2="http://schemas.microsoft.com/office/drawing/2015/10/21/chartex" xmlns:cx3="http://schemas.microsoft.com/office/drawing/2016/5/9/chartex" xmlns:cx4="http://schemas.microsoft.com/office/drawing/2016/5/10/chartex" xmlns:cx5="http://schemas.microsoft.com/office/drawing/2016/5/11/chartex" xmlns:cx6="http://schemas.microsoft.com/office/drawing/2016/5/12/chartex" xmlns:cx7="http://schemas.microsoft.com/office/drawing/2016/5/13/chartex" xmlns:cx8="http://schemas.microsoft.com/office/drawing/2016/5/14/chartex" xmlns:mc="http://schemas.openxmlformats.org/markup-compatibility/2006" xmlns:aink="http://schemas.microsoft.com/office/drawing/2016/ink" xmlns:am3d="http://schemas.microsoft.com/office/drawing/2017/model3d" xmlns:o="urn:schemas-microsoft-com:office:office" xmlns:oel="http://schemas.microsoft.com/office/2019/extlst" xmlns:r="http://schemas.openxmlformats.org/officeDocument/2006/relationships" xmlns:m="http://schemas.openxmlformats.org/officeDocument/2006/math" xmlns:v="urn:schemas-microsoft-com:vml" xmlns:wp14="http://schemas.microsoft.com/office/word/2010/wordprocessingDrawing" xmlns:wp="http://schemas.openxmlformats.org/drawingml/2006/wordprocessingDrawing" xmlns:w10="urn:schemas-microsoft-com:office:word" xmlns:w="http://schemas.openxmlformats.org/wordprocessingml/2006/main" xmlns:w14="http://schemas.microsoft.com/office/word/2010/wordml" xmlns:w15="http://schemas.microsoft.com/office/word/2012/wordml" xmlns:w16cex="http://schemas.microsoft.com/office/word/2018/wordml/cex" xmlns:w16cid="http://schemas.microsoft.com/office/word/2016/wordml/cid" xmlns:w16="http://schemas.microsoft.com/office/word/2018/wordml" xmlns:w16du="http://schemas.microsoft.com/office/word/2023/wordml/word16du" xmlns:w16sdtdh="http://schemas.microsoft.com/office/word/2020/wordml/sdtdatahash" xmlns:w16sdtfl="http://schemas.microsoft.com/office/word/2024/wordml/sdtformatlock" xmlns:w16se="http://schemas.microsoft.com/office/word/2015/wordml/symex" xmlns:wpg="http://schemas.microsoft.com/office/word/2010/wordprocessingGroup" xmlns:wpi="http://schemas.microsoft.com/office/word/2010/wordprocessingInk" xmlns:wne="http://schemas.microsoft.com/office/word/2006/wordml" xmlns:wps="http://schemas.microsoft.com/office/word/2010/wordprocessingShape" mc:Ignorable="w14 w15 w16se w16cid w16 w16cex w16sdtdh w16sdtfl w16du wp14">
+<w:document xmlns:wpc="http://schemas.microsoft.com/office/word/2010/wordprocessingCanvas" xmlns:cx="http://schemas.microsoft.com/office/drawing/2014/chartex" xmlns:cx1="http://schemas.microsoft.com/office/drawing/2015/9/8/chartex" xmlns:mc="http://schemas.openxmlformats.org/markup-compatibility/2006" xmlns:o="urn:schemas-microsoft-com:office:office" xmlns:r="http://schemas.openxmlformats.org/officeDocument/2006/relationships" xmlns:m="http://schemas.openxmlformats.org/officeDocument/2006/math" xmlns:v="urn:schemas-microsoft-com:vml" xmlns:wp14="http://schemas.microsoft.com/office/word/2010/wordprocessingDrawing" xmlns:wp="http://schemas.openxmlformats.org/drawingml/2006/wordprocessingDrawing" xmlns:w10="urn:schemas-microsoft-com:office:word" xmlns:w="http://schemas.openxmlformats.org/wordprocessingml/2006/main" xmlns:w14="http://schemas.microsoft.com/office/word/2010/wordml" xmlns:w15="http://schemas.microsoft.com/office/word/2012/wordml" xmlns:w16se="http://schemas.microsoft.com/office/word/2015/wordml/symex" xmlns:wpg="http://schemas.microsoft.com/office/word/2010/wordprocessingGroup" xmlns:wpi="http://schemas.microsoft.com/office/word/2010/wordprocessingInk" xmlns:wne="http://schemas.microsoft.com/office/word/2006/wordml" xmlns:wps="http://schemas.microsoft.com/office/word/2010/wordprocessingShape" mc:Ignorable="w14 w15 w16se wp14">
   <w:body>
     <w:p>
       <w:pPr>
@@ -194,11 +194,9 @@
         </w:rPr>
         <w:t xml:space="preserve"> </w:t>
       </w:r>
-      <w:proofErr w:type="spellStart"/>
       <w:r>
         <w:t>N°</w:t>
       </w:r>
-      <w:proofErr w:type="spellEnd"/>
       <w:r>
         <w:rPr>
           <w:spacing w:val="1"/>
@@ -425,7 +423,6 @@
         </w:rPr>
         <w:t xml:space="preserve"> </w:t>
       </w:r>
-      <w:proofErr w:type="spellStart"/>
       <w:r>
         <w:rPr>
           <w:rFonts w:ascii="Arial" w:hAnsi="Arial"/>
@@ -435,7 +432,6 @@
         </w:rPr>
         <w:t>Nº</w:t>
       </w:r>
-      <w:proofErr w:type="spellEnd"/>
       <w:r>
         <w:rPr>
           <w:rFonts w:ascii="Arial" w:hAnsi="Arial"/>
@@ -904,15 +900,7 @@
         <w:jc w:val="both"/>
       </w:pPr>
       <w:r>
-        <w:t xml:space="preserve">En consecuencia, </w:t>
-      </w:r>
-      <w:proofErr w:type="gramStart"/>
-      <w:r>
-        <w:t>en caso que</w:t>
-      </w:r>
-      <w:proofErr w:type="gramEnd"/>
-      <w:r>
-        <w:t xml:space="preserve"> la oferta resultare aceptada, ambas partes</w:t>
+        <w:t>En consecuencia, en caso que la oferta resultare aceptada, ambas partes</w:t>
       </w:r>
       <w:r>
         <w:rPr>
@@ -1361,7 +1349,6 @@
         </w:rPr>
         <w:t xml:space="preserve"> </w:t>
       </w:r>
-      <w:proofErr w:type="spellStart"/>
       <w:r>
         <w:rPr>
           <w:b/>
@@ -1369,7 +1356,6 @@
         </w:rPr>
         <w:t>Nº</w:t>
       </w:r>
-      <w:proofErr w:type="spellEnd"/>
       <w:r>
         <w:rPr>
           <w:b/>
@@ -1549,25 +1535,7 @@
           <w:sz w:val="20"/>
           <w:szCs w:val="20"/>
         </w:rPr>
-        <w:t xml:space="preserve"> </w:t>
-      </w:r>
-      <w:proofErr w:type="spellStart"/>
-      <w:r>
-        <w:rPr>
-          <w:rFonts w:ascii="Arial" w:hAnsi="Arial" w:cs="Arial"/>
-          <w:sz w:val="20"/>
-          <w:szCs w:val="20"/>
-        </w:rPr>
-        <w:t>N°</w:t>
-      </w:r>
-      <w:proofErr w:type="spellEnd"/>
-      <w:r>
-        <w:rPr>
-          <w:rFonts w:ascii="Arial" w:hAnsi="Arial" w:cs="Arial"/>
-          <w:sz w:val="20"/>
-          <w:szCs w:val="20"/>
-        </w:rPr>
-        <w:t xml:space="preserve"> </w:t>
+        <w:t xml:space="preserve"> N° </w:t>
       </w:r>
       <w:r>
         <w:rPr>
@@ -1890,7 +1858,6 @@
           <w:rFonts w:ascii="Arial" w:hAnsi="Arial" w:cs="Arial"/>
           <w:spacing w:val="1"/>
           <w:sz w:val="20"/>
-          <w:highlight w:val="yellow"/>
         </w:rPr>
         <w:t>____</w:t>
       </w:r>
@@ -2567,21 +2534,7 @@
         <w:rPr>
           <w:rFonts w:ascii="Arial" w:hAnsi="Arial" w:cs="Arial"/>
         </w:rPr>
-        <w:t>las Partes convienen celebrar la presente adenda (en adelante, la “</w:t>
-      </w:r>
-      <w:proofErr w:type="gramStart"/>
-      <w:r>
-        <w:rPr>
-          <w:rFonts w:ascii="Arial" w:hAnsi="Arial" w:cs="Arial"/>
-        </w:rPr>
-        <w:t>Adenda“</w:t>
-      </w:r>
-      <w:proofErr w:type="gramEnd"/>
-      <w:r>
-        <w:rPr>
-          <w:rFonts w:ascii="Arial" w:hAnsi="Arial" w:cs="Arial"/>
-        </w:rPr>
-        <w:t>),</w:t>
+        <w:t>las Partes convienen celebrar la presente adenda (en adelante, la “Adenda“),</w:t>
       </w:r>
       <w:r>
         <w:rPr>
@@ -3128,67 +3081,7 @@
           <w:szCs w:val="20"/>
           <w:highlight w:val="yellow"/>
         </w:rPr>
-        <w:t xml:space="preserve">Banco ________, Sucursal _____, [Tipo y </w:t>
-      </w:r>
-      <w:proofErr w:type="spellStart"/>
-      <w:r>
-        <w:rPr>
-          <w:rFonts w:ascii="Arial" w:hAnsi="Arial" w:cs="Arial"/>
-          <w:sz w:val="20"/>
-          <w:szCs w:val="20"/>
-          <w:highlight w:val="yellow"/>
-        </w:rPr>
-        <w:t>N°</w:t>
-      </w:r>
-      <w:proofErr w:type="spellEnd"/>
-      <w:r>
-        <w:rPr>
-          <w:rFonts w:ascii="Arial" w:hAnsi="Arial" w:cs="Arial"/>
-          <w:sz w:val="20"/>
-          <w:szCs w:val="20"/>
-          <w:highlight w:val="yellow"/>
-        </w:rPr>
-        <w:t xml:space="preserve"> de Cuenta], a nombre de ___________, CBU </w:t>
-      </w:r>
-      <w:proofErr w:type="spellStart"/>
-      <w:r>
-        <w:rPr>
-          <w:rFonts w:ascii="Arial" w:hAnsi="Arial" w:cs="Arial"/>
-          <w:sz w:val="20"/>
-          <w:szCs w:val="20"/>
-          <w:highlight w:val="yellow"/>
-        </w:rPr>
-        <w:t>Nº</w:t>
-      </w:r>
-      <w:proofErr w:type="spellEnd"/>
-      <w:r>
-        <w:rPr>
-          <w:rFonts w:ascii="Arial" w:hAnsi="Arial" w:cs="Arial"/>
-          <w:sz w:val="20"/>
-          <w:szCs w:val="20"/>
-          <w:highlight w:val="yellow"/>
-        </w:rPr>
-        <w:t xml:space="preserve"> _______________ y CUIT </w:t>
-      </w:r>
-      <w:proofErr w:type="spellStart"/>
-      <w:r>
-        <w:rPr>
-          <w:rFonts w:ascii="Arial" w:hAnsi="Arial" w:cs="Arial"/>
-          <w:sz w:val="20"/>
-          <w:szCs w:val="20"/>
-          <w:highlight w:val="yellow"/>
-        </w:rPr>
-        <w:t>Nº</w:t>
-      </w:r>
-      <w:proofErr w:type="spellEnd"/>
-      <w:r>
-        <w:rPr>
-          <w:rFonts w:ascii="Arial" w:hAnsi="Arial" w:cs="Arial"/>
-          <w:sz w:val="20"/>
-          <w:szCs w:val="20"/>
-          <w:highlight w:val="yellow"/>
-        </w:rPr>
-        <w:t xml:space="preserve"> ______________</w:t>
+        <w:t>Banco ________, Sucursal _____, [Tipo y N° de Cuenta], a nombre de ___________, CBU Nº _______________ y CUIT Nº ______________</w:t>
       </w:r>
       <w:r>
         <w:rPr>
@@ -3358,25 +3251,7 @@
           <w:szCs w:val="20"/>
         </w:rPr>
         <w:tab/>
-        <w:t xml:space="preserve">En cualquier caso, el plazo estipulado para el </w:t>
-      </w:r>
-      <w:proofErr w:type="gramStart"/>
-      <w:r>
-        <w:rPr>
-          <w:rFonts w:ascii="Arial" w:hAnsi="Arial" w:cs="Arial"/>
-          <w:sz w:val="20"/>
-          <w:szCs w:val="20"/>
-        </w:rPr>
-        <w:t>pago,</w:t>
-      </w:r>
-      <w:proofErr w:type="gramEnd"/>
-      <w:r>
-        <w:rPr>
-          <w:rFonts w:ascii="Arial" w:hAnsi="Arial" w:cs="Arial"/>
-          <w:sz w:val="20"/>
-          <w:szCs w:val="20"/>
-        </w:rPr>
-        <w:t xml:space="preserve"> será prorrogado por la misma cantidad de días en que la </w:t>
+        <w:t xml:space="preserve">En cualquier caso, el plazo estipulado para el pago, será prorrogado por la misma cantidad de días en que la </w:t>
       </w:r>
       <w:r>
         <w:rPr>
@@ -3711,27 +3586,7 @@
           <w:szCs w:val="20"/>
           <w:lang w:val="es-ES" w:eastAsia="es-AR"/>
         </w:rPr>
-        <w:t xml:space="preserve">y; a no interrumpir </w:t>
-      </w:r>
-      <w:proofErr w:type="gramStart"/>
-      <w:r>
-        <w:rPr>
-          <w:rFonts w:ascii="Arial" w:eastAsia="Times New Roman" w:hAnsi="Arial" w:cs="Arial"/>
-          <w:sz w:val="20"/>
-          <w:szCs w:val="20"/>
-          <w:lang w:val="es-ES" w:eastAsia="es-AR"/>
-        </w:rPr>
-        <w:t>bajo ninguna circunstancia</w:t>
-      </w:r>
-      <w:proofErr w:type="gramEnd"/>
-      <w:r>
-        <w:rPr>
-          <w:rFonts w:ascii="Arial" w:eastAsia="Times New Roman" w:hAnsi="Arial" w:cs="Arial"/>
-          <w:sz w:val="20"/>
-          <w:szCs w:val="20"/>
-          <w:lang w:val="es-ES" w:eastAsia="es-AR"/>
-        </w:rPr>
-        <w:t xml:space="preserve"> la provisión de la energía necesaria para el funcionamiento de los equipos.</w:t>
+        <w:t>y; a no interrumpir bajo ninguna circunstancia la provisión de la energía necesaria para el funcionamiento de los equipos.</w:t>
       </w:r>
     </w:p>
     <w:p>
@@ -3849,27 +3704,7 @@
           <w:szCs w:val="20"/>
           <w:lang w:val="es-ES_tradnl" w:eastAsia="es-AR"/>
         </w:rPr>
-        <w:t xml:space="preserve">a acepta y reconoce que los equipos a ser instalados en el Inmueble serán destinados por Locataria a la prestación de servicio de interés público de telecomunicaciones; y que la interrupción del funcionamiento de </w:t>
-      </w:r>
-      <w:proofErr w:type="gramStart"/>
-      <w:r>
-        <w:rPr>
-          <w:rFonts w:ascii="Arial" w:eastAsia="Times New Roman" w:hAnsi="Arial" w:cs="Arial"/>
-          <w:sz w:val="20"/>
-          <w:szCs w:val="20"/>
-          <w:lang w:val="es-ES_tradnl" w:eastAsia="es-AR"/>
-        </w:rPr>
-        <w:t>los mismos</w:t>
-      </w:r>
-      <w:proofErr w:type="gramEnd"/>
-      <w:r>
-        <w:rPr>
-          <w:rFonts w:ascii="Arial" w:eastAsia="Times New Roman" w:hAnsi="Arial" w:cs="Arial"/>
-          <w:sz w:val="20"/>
-          <w:szCs w:val="20"/>
-          <w:lang w:val="es-ES_tradnl" w:eastAsia="es-AR"/>
-        </w:rPr>
-        <w:t xml:space="preserve"> por parte de cualquier persona no autorizada previamente por la Locataria será pasible de la correspondiente denuncia penal en los términos de </w:t>
+        <w:t xml:space="preserve">a acepta y reconoce que los equipos a ser instalados en el Inmueble serán destinados por Locataria a la prestación de servicio de interés público de telecomunicaciones; y que la interrupción del funcionamiento de los mismos por parte de cualquier persona no autorizada previamente por la Locataria será pasible de la correspondiente denuncia penal en los términos de </w:t>
       </w:r>
       <w:r>
         <w:rPr>
@@ -4564,69 +4399,47 @@
           <w:sz w:val="20"/>
           <w:szCs w:val="20"/>
         </w:rPr>
-        <w:t xml:space="preserve">         Las facturas deberán ser emitidas a nombre de Telefónica Móviles Argentina S.A.;      C.U.I.T. </w:t>
-      </w:r>
-      <w:proofErr w:type="spellStart"/>
+        <w:t xml:space="preserve">         Las facturas deberán ser emitidas a nombre de Telefónica Móviles Argentina S.A.;      C.U.I.T. N° 30-67881435-7; Ingresos Brutos Convenio Multilateral N° 901-178425-4; domicilio legal: Av. </w:t>
+      </w:r>
+      <w:r>
+        <w:rPr>
+          <w:rFonts w:ascii="Arial" w:eastAsia="Times New Roman" w:hAnsi="Arial" w:cs="Arial"/>
+          <w:sz w:val="20"/>
+          <w:szCs w:val="20"/>
+        </w:rPr>
+        <w:t>Corrientes N° 707</w:t>
+      </w:r>
       <w:r>
         <w:rPr>
           <w:rFonts w:ascii="Arial" w:eastAsia="Calibri" w:hAnsi="Arial" w:cs="Arial"/>
           <w:sz w:val="20"/>
           <w:szCs w:val="20"/>
         </w:rPr>
-        <w:t>N°</w:t>
-      </w:r>
-      <w:proofErr w:type="spellEnd"/>
+        <w:t>, Planta Baja, CABA, CP</w:t>
+      </w:r>
       <w:r>
         <w:rPr>
           <w:rFonts w:ascii="Arial" w:eastAsia="Calibri" w:hAnsi="Arial" w:cs="Arial"/>
           <w:sz w:val="20"/>
           <w:szCs w:val="20"/>
         </w:rPr>
-        <w:t xml:space="preserve"> 30-67881435-7; Ingresos Brutos Convenio Multilateral </w:t>
-      </w:r>
-      <w:proofErr w:type="spellStart"/>
+        <w:t xml:space="preserve"> </w:t>
+      </w:r>
       <w:r>
         <w:rPr>
           <w:rFonts w:ascii="Arial" w:eastAsia="Calibri" w:hAnsi="Arial" w:cs="Arial"/>
           <w:sz w:val="20"/>
           <w:szCs w:val="20"/>
         </w:rPr>
-        <w:t>N°</w:t>
-      </w:r>
-      <w:proofErr w:type="spellEnd"/>
+        <w:t>C1043AAH</w:t>
+      </w:r>
       <w:r>
         <w:rPr>
           <w:rFonts w:ascii="Arial" w:eastAsia="Calibri" w:hAnsi="Arial" w:cs="Arial"/>
           <w:sz w:val="20"/>
           <w:szCs w:val="20"/>
         </w:rPr>
-        <w:t xml:space="preserve"> 901-178425-4; domicilio legal: Av. </w:t>
-      </w:r>
-      <w:r>
-        <w:rPr>
-          <w:rFonts w:ascii="Arial" w:eastAsia="Times New Roman" w:hAnsi="Arial" w:cs="Arial"/>
-          <w:sz w:val="20"/>
-          <w:szCs w:val="20"/>
-        </w:rPr>
-        <w:t xml:space="preserve">Corrientes </w:t>
-      </w:r>
-      <w:proofErr w:type="spellStart"/>
-      <w:r>
-        <w:rPr>
-          <w:rFonts w:ascii="Arial" w:eastAsia="Times New Roman" w:hAnsi="Arial" w:cs="Arial"/>
-          <w:sz w:val="20"/>
-          <w:szCs w:val="20"/>
-        </w:rPr>
-        <w:t>N°</w:t>
-      </w:r>
-      <w:proofErr w:type="spellEnd"/>
-      <w:r>
-        <w:rPr>
-          <w:rFonts w:ascii="Arial" w:eastAsia="Times New Roman" w:hAnsi="Arial" w:cs="Arial"/>
-          <w:sz w:val="20"/>
-          <w:szCs w:val="20"/>
-        </w:rPr>
-        <w:t xml:space="preserve"> 707</w:t>
+        <w:t xml:space="preserve">. </w:t>
       </w:r>
       <w:r>
         <w:rPr>
@@ -4634,7 +4447,7 @@
           <w:sz w:val="20"/>
           <w:szCs w:val="20"/>
         </w:rPr>
-        <w:t>, Planta Baja, CABA, CP</w:t>
+        <w:t xml:space="preserve">Domicilio fiscal: </w:t>
       </w:r>
       <w:r>
         <w:rPr>
@@ -4642,38 +4455,6 @@
           <w:sz w:val="20"/>
           <w:szCs w:val="20"/>
         </w:rPr>
-        <w:t xml:space="preserve"> </w:t>
-      </w:r>
-      <w:r>
-        <w:rPr>
-          <w:rFonts w:ascii="Arial" w:eastAsia="Calibri" w:hAnsi="Arial" w:cs="Arial"/>
-          <w:sz w:val="20"/>
-          <w:szCs w:val="20"/>
-        </w:rPr>
-        <w:t>C1043AAH</w:t>
-      </w:r>
-      <w:r>
-        <w:rPr>
-          <w:rFonts w:ascii="Arial" w:eastAsia="Calibri" w:hAnsi="Arial" w:cs="Arial"/>
-          <w:sz w:val="20"/>
-          <w:szCs w:val="20"/>
-        </w:rPr>
-        <w:t xml:space="preserve">. </w:t>
-      </w:r>
-      <w:r>
-        <w:rPr>
-          <w:rFonts w:ascii="Arial" w:eastAsia="Calibri" w:hAnsi="Arial" w:cs="Arial"/>
-          <w:sz w:val="20"/>
-          <w:szCs w:val="20"/>
-        </w:rPr>
-        <w:t xml:space="preserve">Domicilio fiscal: </w:t>
-      </w:r>
-      <w:r>
-        <w:rPr>
-          <w:rFonts w:ascii="Arial" w:eastAsia="Calibri" w:hAnsi="Arial" w:cs="Arial"/>
-          <w:sz w:val="20"/>
-          <w:szCs w:val="20"/>
-        </w:rPr>
         <w:t xml:space="preserve">calle </w:t>
       </w:r>
       <w:r>
@@ -4684,23 +4465,13 @@
         </w:rPr>
         <w:t xml:space="preserve">Defensa </w:t>
       </w:r>
-      <w:proofErr w:type="spellStart"/>
-      <w:r>
-        <w:rPr>
-          <w:rFonts w:ascii="Arial" w:hAnsi="Arial" w:cs="Arial"/>
-          <w:sz w:val="20"/>
-          <w:szCs w:val="20"/>
-        </w:rPr>
-        <w:t>N°</w:t>
-      </w:r>
-      <w:proofErr w:type="spellEnd"/>
-      <w:r>
-        <w:rPr>
-          <w:rFonts w:ascii="Arial" w:hAnsi="Arial" w:cs="Arial"/>
-          <w:sz w:val="20"/>
-          <w:szCs w:val="20"/>
-        </w:rPr>
-        <w:t xml:space="preserve"> </w:t>
+      <w:r>
+        <w:rPr>
+          <w:rFonts w:ascii="Arial" w:hAnsi="Arial" w:cs="Arial"/>
+          <w:sz w:val="20"/>
+          <w:szCs w:val="20"/>
+        </w:rPr>
+        <w:t xml:space="preserve">N° </w:t>
       </w:r>
       <w:r>
         <w:rPr>
@@ -4787,25 +4558,7 @@
           <w:sz w:val="20"/>
           <w:szCs w:val="20"/>
         </w:rPr>
-        <w:t xml:space="preserve">        El locador deberá proveer los datos necesarios para ser registrado y dado de alta en la aplicación web llamada “Mercurio-Proveedores”, cuyo </w:t>
-      </w:r>
-      <w:proofErr w:type="gramStart"/>
-      <w:r>
-        <w:rPr>
-          <w:rFonts w:ascii="Arial" w:eastAsia="Calibri" w:hAnsi="Arial" w:cs="Arial"/>
-          <w:sz w:val="20"/>
-          <w:szCs w:val="20"/>
-        </w:rPr>
-        <w:t>link</w:t>
-      </w:r>
-      <w:proofErr w:type="gramEnd"/>
-      <w:r>
-        <w:rPr>
-          <w:rFonts w:ascii="Arial" w:eastAsia="Calibri" w:hAnsi="Arial" w:cs="Arial"/>
-          <w:sz w:val="20"/>
-          <w:szCs w:val="20"/>
-        </w:rPr>
-        <w:t xml:space="preserve"> es: </w:t>
+        <w:t xml:space="preserve">        El locador deberá proveer los datos necesarios para ser registrado y dado de alta en la aplicación web llamada “Mercurio-Proveedores”, cuyo link es: </w:t>
       </w:r>
       <w:r>
         <w:rPr>
@@ -4872,25 +4625,7 @@
           <w:sz w:val="20"/>
           <w:szCs w:val="20"/>
         </w:rPr>
-        <w:t xml:space="preserve">Deberá ingresar al </w:t>
-      </w:r>
-      <w:proofErr w:type="gramStart"/>
-      <w:r>
-        <w:rPr>
-          <w:rFonts w:ascii="Arial" w:eastAsia="Calibri" w:hAnsi="Arial" w:cs="Arial"/>
-          <w:sz w:val="20"/>
-          <w:szCs w:val="20"/>
-        </w:rPr>
-        <w:t>link</w:t>
-      </w:r>
-      <w:proofErr w:type="gramEnd"/>
-      <w:r>
-        <w:rPr>
-          <w:rFonts w:ascii="Arial" w:eastAsia="Calibri" w:hAnsi="Arial" w:cs="Arial"/>
-          <w:sz w:val="20"/>
-          <w:szCs w:val="20"/>
-        </w:rPr>
-        <w:t xml:space="preserve"> mencionado anteriormente para corroborar los datos disponibles según la vigencia y calendario de pago de su contrato.</w:t>
+        <w:t>Deberá ingresar al link mencionado anteriormente para corroborar los datos disponibles según la vigencia y calendario de pago de su contrato.</w:t>
       </w:r>
     </w:p>
     <w:p>
@@ -5442,7 +5177,6 @@
                 <w:lang w:val="en-US"/>
               </w:rPr>
             </w:pPr>
-            <w:proofErr w:type="spellStart"/>
             <w:r>
               <w:rPr>
                 <w:rFonts w:ascii="Calibri" w:eastAsia="Times New Roman" w:hAnsi="Calibri" w:cs="Calibri"/>
@@ -5453,7 +5187,6 @@
               </w:rPr>
               <w:t>Apellido</w:t>
             </w:r>
-            <w:proofErr w:type="spellEnd"/>
           </w:p>
         </w:tc>
         <w:tc>
@@ -5542,7 +5275,6 @@
                 <w:lang w:val="en-US"/>
               </w:rPr>
             </w:pPr>
-            <w:proofErr w:type="spellStart"/>
             <w:r>
               <w:rPr>
                 <w:rFonts w:ascii="Calibri" w:eastAsia="Times New Roman" w:hAnsi="Calibri" w:cs="Calibri"/>
@@ -5553,7 +5285,6 @@
               </w:rPr>
               <w:t>Móvil</w:t>
             </w:r>
-            <w:proofErr w:type="spellEnd"/>
           </w:p>
         </w:tc>
         <w:tc>
@@ -5573,22 +5304,21 @@
           <w:p>
             <w:pPr>
               <w:spacing w:after="0" w:line="240" w:lineRule="auto"/>
+              <w:jc w:val="center"/>
               <w:rPr>
                 <w:rFonts w:ascii="Calibri" w:eastAsia="Times New Roman" w:hAnsi="Calibri" w:cs="Calibri"/>
                 <w:sz w:val="18"/>
                 <w:szCs w:val="52"/>
                 <w:lang w:val="en-US"/>
               </w:rPr>
+              <w:pPrChange w:id="9" w:author="Equipo" w:date="2026-06-15T01:22:00Z">
+                <w:pPr>
+                  <w:framePr w:hSpace="180" w:wrap="around" w:vAnchor="page" w:hAnchor="margin" w:y="3091"/>
+                  <w:spacing w:after="0" w:line="240" w:lineRule="auto"/>
+                </w:pPr>
+              </w:pPrChange>
             </w:pPr>
-            <w:r>
-              <w:rPr>
-                <w:rFonts w:ascii="Calibri" w:eastAsia="Times New Roman" w:hAnsi="Calibri" w:cs="Calibri"/>
-                <w:sz w:val="18"/>
-                <w:szCs w:val="52"/>
-                <w:lang w:val="en-US"/>
-              </w:rPr>
-              <w:t xml:space="preserve">    </w:t>
-            </w:r>
+            <w:bookmarkStart w:id="10" w:name="_GoBack"/>
             <w:r>
               <w:rPr>
                 <w:rFonts w:ascii="Calibri" w:eastAsia="Calibri" w:hAnsi="Calibri" w:cs="Calibri"/>
@@ -5599,6 +5329,7 @@
               </w:rPr>
               <w:t>_____________</w:t>
             </w:r>
+            <w:bookmarkEnd w:id="10"/>
           </w:p>
         </w:tc>
       </w:tr>
@@ -5980,29 +5711,7 @@
                 <w:szCs w:val="32"/>
                 <w:lang w:val="en-US"/>
               </w:rPr>
-              <w:t xml:space="preserve">Razón Social </w:t>
-            </w:r>
-            <w:proofErr w:type="spellStart"/>
-            <w:r>
-              <w:rPr>
-                <w:rFonts w:ascii="Calibri" w:eastAsia="Times New Roman" w:hAnsi="Calibri" w:cs="Calibri"/>
-                <w:color w:val="000000"/>
-                <w:sz w:val="18"/>
-                <w:szCs w:val="32"/>
-                <w:lang w:val="en-US"/>
-              </w:rPr>
-              <w:t>que</w:t>
-            </w:r>
-            <w:proofErr w:type="spellEnd"/>
-            <w:r>
-              <w:rPr>
-                <w:rFonts w:ascii="Calibri" w:eastAsia="Times New Roman" w:hAnsi="Calibri" w:cs="Calibri"/>
-                <w:color w:val="000000"/>
-                <w:sz w:val="18"/>
-                <w:szCs w:val="32"/>
-                <w:lang w:val="en-US"/>
-              </w:rPr>
-              <w:t xml:space="preserve"> factura</w:t>
+              <w:t>Razón Social que factura</w:t>
             </w:r>
           </w:p>
         </w:tc>
@@ -6174,36 +5883,8 @@
           <w:sz w:val="20"/>
           <w:szCs w:val="20"/>
         </w:rPr>
-        <w:t xml:space="preserve">L-J de 9 a 17 </w:t>
-      </w:r>
-      <w:proofErr w:type="spellStart"/>
-      <w:r>
-        <w:rPr>
-          <w:rFonts w:ascii="Arial" w:eastAsia="Times New Roman" w:hAnsi="Arial" w:cs="Arial"/>
-          <w:sz w:val="20"/>
-          <w:szCs w:val="20"/>
-        </w:rPr>
-        <w:t>hs</w:t>
-      </w:r>
-      <w:proofErr w:type="spellEnd"/>
-      <w:r>
-        <w:rPr>
-          <w:rFonts w:ascii="Arial" w:eastAsia="Times New Roman" w:hAnsi="Arial" w:cs="Arial"/>
-          <w:sz w:val="20"/>
-          <w:szCs w:val="20"/>
-        </w:rPr>
-        <w:t xml:space="preserve"> y VI de 9 a 15 </w:t>
-      </w:r>
-      <w:proofErr w:type="spellStart"/>
-      <w:r>
-        <w:rPr>
-          <w:rFonts w:ascii="Arial" w:eastAsia="Times New Roman" w:hAnsi="Arial" w:cs="Arial"/>
-          <w:sz w:val="20"/>
-          <w:szCs w:val="20"/>
-        </w:rPr>
-        <w:t>hs</w:t>
-      </w:r>
-      <w:proofErr w:type="spellEnd"/>
+        <w:t>L-J de 9 a 17 hs y VI de 9 a 15 hs</w:t>
+      </w:r>
       <w:r>
         <w:rPr>
           <w:rFonts w:ascii="Arial" w:eastAsia="Times New Roman" w:hAnsi="Arial" w:cs="Arial"/>
@@ -6342,7 +6023,7 @@
 </file>
 
 <file path=word/endnotes.xml><?xml version="1.0" encoding="utf-8"?>
-<w:endnotes xmlns:wpc="http://schemas.microsoft.com/office/word/2010/wordprocessingCanvas" xmlns:cx="http://schemas.microsoft.com/office/drawing/2014/chartex" xmlns:cx1="http://schemas.microsoft.com/office/drawing/2015/9/8/chartex" xmlns:cx2="http://schemas.microsoft.com/office/drawing/2015/10/21/chartex" xmlns:cx3="http://schemas.microsoft.com/office/drawing/2016/5/9/chartex" xmlns:cx4="http://schemas.microsoft.com/office/drawing/2016/5/10/chartex" xmlns:cx5="http://schemas.microsoft.com/office/drawing/2016/5/11/chartex" xmlns:cx6="http://schemas.microsoft.com/office/drawing/2016/5/12/chartex" xmlns:cx7="http://schemas.microsoft.com/office/drawing/2016/5/13/chartex" xmlns:cx8="http://schemas.microsoft.com/office/drawing/2016/5/14/chartex" xmlns:mc="http://schemas.openxmlformats.org/markup-compatibility/2006" xmlns:aink="http://schemas.microsoft.com/office/drawing/2016/ink" xmlns:am3d="http://schemas.microsoft.com/office/drawing/2017/model3d" xmlns:o="urn:schemas-microsoft-com:office:office" xmlns:oel="http://schemas.microsoft.com/office/2019/extlst" xmlns:r="http://schemas.openxmlformats.org/officeDocument/2006/relationships" xmlns:m="http://schemas.openxmlformats.org/officeDocument/2006/math" xmlns:v="urn:schemas-microsoft-com:vml" xmlns:wp14="http://schemas.microsoft.com/office/word/2010/wordprocessingDrawing" xmlns:wp="http://schemas.openxmlformats.org/drawingml/2006/wordprocessingDrawing" xmlns:w10="urn:schemas-microsoft-com:office:word" xmlns:w="http://schemas.openxmlformats.org/wordprocessingml/2006/main" xmlns:w14="http://schemas.microsoft.com/office/word/2010/wordml" xmlns:w15="http://schemas.microsoft.com/office/word/2012/wordml" xmlns:w16cex="http://schemas.microsoft.com/office/word/2018/wordml/cex" xmlns:w16cid="http://schemas.microsoft.com/office/word/2016/wordml/cid" xmlns:w16="http://schemas.microsoft.com/office/word/2018/wordml" xmlns:w16du="http://schemas.microsoft.com/office/word/2023/wordml/word16du" xmlns:w16sdtdh="http://schemas.microsoft.com/office/word/2020/wordml/sdtdatahash" xmlns:w16sdtfl="http://schemas.microsoft.com/office/word/2024/wordml/sdtformatlock" xmlns:w16se="http://schemas.microsoft.com/office/word/2015/wordml/symex" xmlns:wpg="http://schemas.microsoft.com/office/word/2010/wordprocessingGroup" xmlns:wpi="http://schemas.microsoft.com/office/word/2010/wordprocessingInk" xmlns:wne="http://schemas.microsoft.com/office/word/2006/wordml" xmlns:wps="http://schemas.microsoft.com/office/word/2010/wordprocessingShape" mc:Ignorable="w14 w15 w16se w16cid w16 w16cex w16sdtdh w16sdtfl w16du wp14">
+<w:endnotes xmlns:wpc="http://schemas.microsoft.com/office/word/2010/wordprocessingCanvas" xmlns:cx="http://schemas.microsoft.com/office/drawing/2014/chartex" xmlns:cx1="http://schemas.microsoft.com/office/drawing/2015/9/8/chartex" xmlns:mc="http://schemas.openxmlformats.org/markup-compatibility/2006" xmlns:o="urn:schemas-microsoft-com:office:office" xmlns:r="http://schemas.openxmlformats.org/officeDocument/2006/relationships" xmlns:m="http://schemas.openxmlformats.org/officeDocument/2006/math" xmlns:v="urn:schemas-microsoft-com:vml" xmlns:wp14="http://schemas.microsoft.com/office/word/2010/wordprocessingDrawing" xmlns:wp="http://schemas.openxmlformats.org/drawingml/2006/wordprocessingDrawing" xmlns:w10="urn:schemas-microsoft-com:office:word" xmlns:w="http://schemas.openxmlformats.org/wordprocessingml/2006/main" xmlns:w14="http://schemas.microsoft.com/office/word/2010/wordml" xmlns:w15="http://schemas.microsoft.com/office/word/2012/wordml" xmlns:w16se="http://schemas.microsoft.com/office/word/2015/wordml/symex" xmlns:wpg="http://schemas.microsoft.com/office/word/2010/wordprocessingGroup" xmlns:wpi="http://schemas.microsoft.com/office/word/2010/wordprocessingInk" xmlns:wne="http://schemas.microsoft.com/office/word/2006/wordml" xmlns:wps="http://schemas.microsoft.com/office/word/2010/wordprocessingShape" mc:Ignorable="w14 w15 w16se wp14">
   <w:endnote w:type="separator" w:id="-1">
     <w:p>
       <w:pPr>
@@ -6367,7 +6048,7 @@
 </file>
 
 <file path=word/footer1.xml><?xml version="1.0" encoding="utf-8"?>
-<w:ftr xmlns:wpc="http://schemas.microsoft.com/office/word/2010/wordprocessingCanvas" xmlns:cx="http://schemas.microsoft.com/office/drawing/2014/chartex" xmlns:cx1="http://schemas.microsoft.com/office/drawing/2015/9/8/chartex" xmlns:cx2="http://schemas.microsoft.com/office/drawing/2015/10/21/chartex" xmlns:cx3="http://schemas.microsoft.com/office/drawing/2016/5/9/chartex" xmlns:cx4="http://schemas.microsoft.com/office/drawing/2016/5/10/chartex" xmlns:cx5="http://schemas.microsoft.com/office/drawing/2016/5/11/chartex" xmlns:cx6="http://schemas.microsoft.com/office/drawing/2016/5/12/chartex" xmlns:cx7="http://schemas.microsoft.com/office/drawing/2016/5/13/chartex" xmlns:cx8="http://schemas.microsoft.com/office/drawing/2016/5/14/chartex" xmlns:mc="http://schemas.openxmlformats.org/markup-compatibility/2006" xmlns:aink="http://schemas.microsoft.com/office/drawing/2016/ink" xmlns:am3d="http://schemas.microsoft.com/office/drawing/2017/model3d" xmlns:o="urn:schemas-microsoft-com:office:office" xmlns:oel="http://schemas.microsoft.com/office/2019/extlst" xmlns:r="http://schemas.openxmlformats.org/officeDocument/2006/relationships" xmlns:m="http://schemas.openxmlformats.org/officeDocument/2006/math" xmlns:v="urn:schemas-microsoft-com:vml" xmlns:wp14="http://schemas.microsoft.com/office/word/2010/wordprocessingDrawing" xmlns:wp="http://schemas.openxmlformats.org/drawingml/2006/wordprocessingDrawing" xmlns:w10="urn:schemas-microsoft-com:office:word" xmlns:w="http://schemas.openxmlformats.org/wordprocessingml/2006/main" xmlns:w14="http://schemas.microsoft.com/office/word/2010/wordml" xmlns:w15="http://schemas.microsoft.com/office/word/2012/wordml" xmlns:w16cex="http://schemas.microsoft.com/office/word/2018/wordml/cex" xmlns:w16cid="http://schemas.microsoft.com/office/word/2016/wordml/cid" xmlns:w16="http://schemas.microsoft.com/office/word/2018/wordml" xmlns:w16du="http://schemas.microsoft.com/office/word/2023/wordml/word16du" xmlns:w16sdtdh="http://schemas.microsoft.com/office/word/2020/wordml/sdtdatahash" xmlns:w16sdtfl="http://schemas.microsoft.com/office/word/2024/wordml/sdtformatlock" xmlns:w16se="http://schemas.microsoft.com/office/word/2015/wordml/symex" xmlns:wpg="http://schemas.microsoft.com/office/word/2010/wordprocessingGroup" xmlns:wpi="http://schemas.microsoft.com/office/word/2010/wordprocessingInk" xmlns:wne="http://schemas.microsoft.com/office/word/2006/wordml" xmlns:wps="http://schemas.microsoft.com/office/word/2010/wordprocessingShape" mc:Ignorable="w14 w15 w16se w16cid w16 w16cex w16sdtdh w16sdtfl w16du wp14">
+<w:ftr xmlns:wpc="http://schemas.microsoft.com/office/word/2010/wordprocessingCanvas" xmlns:cx="http://schemas.microsoft.com/office/drawing/2014/chartex" xmlns:cx1="http://schemas.microsoft.com/office/drawing/2015/9/8/chartex" xmlns:mc="http://schemas.openxmlformats.org/markup-compatibility/2006" xmlns:o="urn:schemas-microsoft-com:office:office" xmlns:r="http://schemas.openxmlformats.org/officeDocument/2006/relationships" xmlns:m="http://schemas.openxmlformats.org/officeDocument/2006/math" xmlns:v="urn:schemas-microsoft-com:vml" xmlns:wp14="http://schemas.microsoft.com/office/word/2010/wordprocessingDrawing" xmlns:wp="http://schemas.openxmlformats.org/drawingml/2006/wordprocessingDrawing" xmlns:w10="urn:schemas-microsoft-com:office:word" xmlns:w="http://schemas.openxmlformats.org/wordprocessingml/2006/main" xmlns:w14="http://schemas.microsoft.com/office/word/2010/wordml" xmlns:w15="http://schemas.microsoft.com/office/word/2012/wordml" xmlns:w16se="http://schemas.microsoft.com/office/word/2015/wordml/symex" xmlns:wpg="http://schemas.microsoft.com/office/word/2010/wordprocessingGroup" xmlns:wpi="http://schemas.microsoft.com/office/word/2010/wordprocessingInk" xmlns:wne="http://schemas.microsoft.com/office/word/2006/wordml" xmlns:wps="http://schemas.microsoft.com/office/word/2010/wordprocessingShape" mc:Ignorable="w14 w15 w16se wp14">
   <w:sdt>
     <w:sdtPr>
       <w:id w:val="-1383939852"/>
@@ -6376,6 +6057,7 @@
         <w:docPartUnique/>
       </w:docPartObj>
     </w:sdtPr>
+    <w:sdtEndPr/>
     <w:sdtContent>
       <w:p>
         <w:pPr>
@@ -6396,7 +6078,7 @@
             <w:noProof/>
             <w:lang w:val="es-ES"/>
           </w:rPr>
-          <w:t>4</w:t>
+          <w:t>6</w:t>
         </w:r>
         <w:r>
           <w:fldChar w:fldCharType="end"/>
@@ -6413,7 +6095,7 @@
 </file>
 
 <file path=word/footnotes.xml><?xml version="1.0" encoding="utf-8"?>
-<w:footnotes xmlns:wpc="http://schemas.microsoft.com/office/word/2010/wordprocessingCanvas" xmlns:cx="http://schemas.microsoft.com/office/drawing/2014/chartex" xmlns:cx1="http://schemas.microsoft.com/office/drawing/2015/9/8/chartex" xmlns:cx2="http://schemas.microsoft.com/office/drawing/2015/10/21/chartex" xmlns:cx3="http://schemas.microsoft.com/office/drawing/2016/5/9/chartex" xmlns:cx4="http://schemas.microsoft.com/office/drawing/2016/5/10/chartex" xmlns:cx5="http://schemas.microsoft.com/office/drawing/2016/5/11/chartex" xmlns:cx6="http://schemas.microsoft.com/office/drawing/2016/5/12/chartex" xmlns:cx7="http://schemas.microsoft.com/office/drawing/2016/5/13/chartex" xmlns:cx8="http://schemas.microsoft.com/office/drawing/2016/5/14/chartex" xmlns:mc="http://schemas.openxmlformats.org/markup-compatibility/2006" xmlns:aink="http://schemas.microsoft.com/office/drawing/2016/ink" xmlns:am3d="http://schemas.microsoft.com/office/drawing/2017/model3d" xmlns:o="urn:schemas-microsoft-com:office:office" xmlns:oel="http://schemas.microsoft.com/office/2019/extlst" xmlns:r="http://schemas.openxmlformats.org/officeDocument/2006/relationships" xmlns:m="http://schemas.openxmlformats.org/officeDocument/2006/math" xmlns:v="urn:schemas-microsoft-com:vml" xmlns:wp14="http://schemas.microsoft.com/office/word/2010/wordprocessingDrawing" xmlns:wp="http://schemas.openxmlformats.org/drawingml/2006/wordprocessingDrawing" xmlns:w10="urn:schemas-microsoft-com:office:word" xmlns:w="http://schemas.openxmlformats.org/wordprocessingml/2006/main" xmlns:w14="http://schemas.microsoft.com/office/word/2010/wordml" xmlns:w15="http://schemas.microsoft.com/office/word/2012/wordml" xmlns:w16cex="http://schemas.microsoft.com/office/word/2018/wordml/cex" xmlns:w16cid="http://schemas.microsoft.com/office/word/2016/wordml/cid" xmlns:w16="http://schemas.microsoft.com/office/word/2018/wordml" xmlns:w16du="http://schemas.microsoft.com/office/word/2023/wordml/word16du" xmlns:w16sdtdh="http://schemas.microsoft.com/office/word/2020/wordml/sdtdatahash" xmlns:w16sdtfl="http://schemas.microsoft.com/office/word/2024/wordml/sdtformatlock" xmlns:w16se="http://schemas.microsoft.com/office/word/2015/wordml/symex" xmlns:wpg="http://schemas.microsoft.com/office/word/2010/wordprocessingGroup" xmlns:wpi="http://schemas.microsoft.com/office/word/2010/wordprocessingInk" xmlns:wne="http://schemas.microsoft.com/office/word/2006/wordml" xmlns:wps="http://schemas.microsoft.com/office/word/2010/wordprocessingShape" mc:Ignorable="w14 w15 w16se w16cid w16 w16cex w16sdtdh w16sdtfl w16du wp14">
+<w:footnotes xmlns:wpc="http://schemas.microsoft.com/office/word/2010/wordprocessingCanvas" xmlns:cx="http://schemas.microsoft.com/office/drawing/2014/chartex" xmlns:cx1="http://schemas.microsoft.com/office/drawing/2015/9/8/chartex" xmlns:mc="http://schemas.openxmlformats.org/markup-compatibility/2006" xmlns:o="urn:schemas-microsoft-com:office:office" xmlns:r="http://schemas.openxmlformats.org/officeDocument/2006/relationships" xmlns:m="http://schemas.openxmlformats.org/officeDocument/2006/math" xmlns:v="urn:schemas-microsoft-com:vml" xmlns:wp14="http://schemas.microsoft.com/office/word/2010/wordprocessingDrawing" xmlns:wp="http://schemas.openxmlformats.org/drawingml/2006/wordprocessingDrawing" xmlns:w10="urn:schemas-microsoft-com:office:word" xmlns:w="http://schemas.openxmlformats.org/wordprocessingml/2006/main" xmlns:w14="http://schemas.microsoft.com/office/word/2010/wordml" xmlns:w15="http://schemas.microsoft.com/office/word/2012/wordml" xmlns:w16se="http://schemas.microsoft.com/office/word/2015/wordml/symex" xmlns:wpg="http://schemas.microsoft.com/office/word/2010/wordprocessingGroup" xmlns:wpi="http://schemas.microsoft.com/office/word/2010/wordprocessingInk" xmlns:wne="http://schemas.microsoft.com/office/word/2006/wordml" xmlns:wps="http://schemas.microsoft.com/office/word/2010/wordprocessingShape" mc:Ignorable="w14 w15 w16se wp14">
   <w:footnote w:type="separator" w:id="-1">
     <w:p>
       <w:pPr>
@@ -6438,7 +6120,7 @@
 </file>
 
 <file path=word/numbering.xml><?xml version="1.0" encoding="utf-8"?>
-<w:numbering xmlns:wpc="http://schemas.microsoft.com/office/word/2010/wordprocessingCanvas" xmlns:cx="http://schemas.microsoft.com/office/drawing/2014/chartex" xmlns:cx1="http://schemas.microsoft.com/office/drawing/2015/9/8/chartex" xmlns:cx2="http://schemas.microsoft.com/office/drawing/2015/10/21/chartex" xmlns:cx3="http://schemas.microsoft.com/office/drawing/2016/5/9/chartex" xmlns:cx4="http://schemas.microsoft.com/office/drawing/2016/5/10/chartex" xmlns:cx5="http://schemas.microsoft.com/office/drawing/2016/5/11/chartex" xmlns:cx6="http://schemas.microsoft.com/office/drawing/2016/5/12/chartex" xmlns:cx7="http://schemas.microsoft.com/office/drawing/2016/5/13/chartex" xmlns:cx8="http://schemas.microsoft.com/office/drawing/2016/5/14/chartex" xmlns:mc="http://schemas.openxmlformats.org/markup-compatibility/2006" xmlns:aink="http://schemas.microsoft.com/office/drawing/2016/ink" xmlns:am3d="http://schemas.microsoft.com/office/drawing/2017/model3d" xmlns:o="urn:schemas-microsoft-com:office:office" xmlns:oel="http://schemas.microsoft.com/office/2019/extlst" xmlns:r="http://schemas.openxmlformats.org/officeDocument/2006/relationships" xmlns:m="http://schemas.openxmlformats.org/officeDocument/2006/math" xmlns:v="urn:schemas-microsoft-com:vml" xmlns:wp14="http://schemas.microsoft.com/office/word/2010/wordprocessingDrawing" xmlns:wp="http://schemas.openxmlformats.org/drawingml/2006/wordprocessingDrawing" xmlns:w10="urn:schemas-microsoft-com:office:word" xmlns:w="http://schemas.openxmlformats.org/wordprocessingml/2006/main" xmlns:w14="http://schemas.microsoft.com/office/word/2010/wordml" xmlns:w15="http://schemas.microsoft.com/office/word/2012/wordml" xmlns:w16cex="http://schemas.microsoft.com/office/word/2018/wordml/cex" xmlns:w16cid="http://schemas.microsoft.com/office/word/2016/wordml/cid" xmlns:w16="http://schemas.microsoft.com/office/word/2018/wordml" xmlns:w16du="http://schemas.microsoft.com/office/word/2023/wordml/word16du" xmlns:w16sdtdh="http://schemas.microsoft.com/office/word/2020/wordml/sdtdatahash" xmlns:w16sdtfl="http://schemas.microsoft.com/office/word/2024/wordml/sdtformatlock" xmlns:w16se="http://schemas.microsoft.com/office/word/2015/wordml/symex" xmlns:wpg="http://schemas.microsoft.com/office/word/2010/wordprocessingGroup" xmlns:wpi="http://schemas.microsoft.com/office/word/2010/wordprocessingInk" xmlns:wne="http://schemas.microsoft.com/office/word/2006/wordml" xmlns:wps="http://schemas.microsoft.com/office/word/2010/wordprocessingShape" mc:Ignorable="w14 w15 w16se w16cid w16 w16cex w16sdtdh w16sdtfl w16du wp14">
+<w:numbering xmlns:wpc="http://schemas.microsoft.com/office/word/2010/wordprocessingCanvas" xmlns:cx="http://schemas.microsoft.com/office/drawing/2014/chartex" xmlns:cx1="http://schemas.microsoft.com/office/drawing/2015/9/8/chartex" xmlns:mc="http://schemas.openxmlformats.org/markup-compatibility/2006" xmlns:o="urn:schemas-microsoft-com:office:office" xmlns:r="http://schemas.openxmlformats.org/officeDocument/2006/relationships" xmlns:m="http://schemas.openxmlformats.org/officeDocument/2006/math" xmlns:v="urn:schemas-microsoft-com:vml" xmlns:wp14="http://schemas.microsoft.com/office/word/2010/wordprocessingDrawing" xmlns:wp="http://schemas.openxmlformats.org/drawingml/2006/wordprocessingDrawing" xmlns:w10="urn:schemas-microsoft-com:office:word" xmlns:w="http://schemas.openxmlformats.org/wordprocessingml/2006/main" xmlns:w14="http://schemas.microsoft.com/office/word/2010/wordml" xmlns:w15="http://schemas.microsoft.com/office/word/2012/wordml" xmlns:w16se="http://schemas.microsoft.com/office/word/2015/wordml/symex" xmlns:wpg="http://schemas.microsoft.com/office/word/2010/wordprocessingGroup" xmlns:wpi="http://schemas.microsoft.com/office/word/2010/wordprocessingInk" xmlns:wne="http://schemas.microsoft.com/office/word/2006/wordml" xmlns:wps="http://schemas.microsoft.com/office/word/2010/wordprocessingShape" mc:Ignorable="w14 w15 w16se wp14">
   <w:abstractNum w:abstractNumId="0" w15:restartNumberingAfterBreak="0">
     <w:nsid w:val="04BB30C8"/>
     <w:multiLevelType w:val="multilevel"/>
@@ -8319,7 +8001,7 @@
       </w:rPr>
     </w:lvl>
   </w:abstractNum>
-  <w:num w:numId="1" w16cid:durableId="686445468">
+  <w:num w:numId="1">
     <w:abstractNumId w:val="10"/>
     <w:lvlOverride w:ilvl="0">
       <w:startOverride w:val="1"/>
@@ -8349,7 +8031,7 @@
       <w:startOverride w:val="1"/>
     </w:lvlOverride>
   </w:num>
-  <w:num w:numId="2" w16cid:durableId="777606032">
+  <w:num w:numId="2">
     <w:abstractNumId w:val="18"/>
     <w:lvlOverride w:ilvl="0">
       <w:startOverride w:val="1"/>
@@ -8379,49 +8061,49 @@
       <w:startOverride w:val="1"/>
     </w:lvlOverride>
   </w:num>
-  <w:num w:numId="3" w16cid:durableId="708653913">
+  <w:num w:numId="3">
     <w:abstractNumId w:val="10"/>
   </w:num>
-  <w:num w:numId="4" w16cid:durableId="89663821">
+  <w:num w:numId="4">
     <w:abstractNumId w:val="1"/>
   </w:num>
-  <w:num w:numId="5" w16cid:durableId="1746412685">
+  <w:num w:numId="5">
     <w:abstractNumId w:val="0"/>
   </w:num>
-  <w:num w:numId="6" w16cid:durableId="108623355">
+  <w:num w:numId="6">
     <w:abstractNumId w:val="7"/>
   </w:num>
-  <w:num w:numId="7" w16cid:durableId="768893841">
+  <w:num w:numId="7">
     <w:abstractNumId w:val="3"/>
   </w:num>
-  <w:num w:numId="8" w16cid:durableId="900870901">
+  <w:num w:numId="8">
     <w:abstractNumId w:val="5"/>
   </w:num>
-  <w:num w:numId="9" w16cid:durableId="296643444">
+  <w:num w:numId="9">
     <w:abstractNumId w:val="15"/>
   </w:num>
-  <w:num w:numId="10" w16cid:durableId="1261796275">
+  <w:num w:numId="10">
     <w:abstractNumId w:val="8"/>
   </w:num>
-  <w:num w:numId="11" w16cid:durableId="1323584128">
+  <w:num w:numId="11">
     <w:abstractNumId w:val="16"/>
   </w:num>
-  <w:num w:numId="12" w16cid:durableId="1352806053">
+  <w:num w:numId="12">
     <w:abstractNumId w:val="17"/>
   </w:num>
-  <w:num w:numId="13" w16cid:durableId="268198551">
+  <w:num w:numId="13">
     <w:abstractNumId w:val="12"/>
   </w:num>
-  <w:num w:numId="14" w16cid:durableId="603922407">
+  <w:num w:numId="14">
     <w:abstractNumId w:val="4"/>
   </w:num>
-  <w:num w:numId="15" w16cid:durableId="390933840">
+  <w:num w:numId="15">
     <w:abstractNumId w:val="14"/>
   </w:num>
-  <w:num w:numId="16" w16cid:durableId="1732919066">
+  <w:num w:numId="16">
     <w:abstractNumId w:val="13"/>
   </w:num>
-  <w:num w:numId="17" w16cid:durableId="757824701">
+  <w:num w:numId="17">
     <w:abstractNumId w:val="9"/>
     <w:lvlOverride w:ilvl="0">
       <w:startOverride w:val="1"/>
@@ -8451,7 +8133,7 @@
       <w:startOverride w:val="1"/>
     </w:lvlOverride>
   </w:num>
-  <w:num w:numId="18" w16cid:durableId="373193109">
+  <w:num w:numId="18">
     <w:abstractNumId w:val="11"/>
     <w:lvlOverride w:ilvl="0">
       <w:startOverride w:val="1"/>
@@ -8481,7 +8163,7 @@
       <w:startOverride w:val="1"/>
     </w:lvlOverride>
   </w:num>
-  <w:num w:numId="19" w16cid:durableId="1193422256">
+  <w:num w:numId="19">
     <w:abstractNumId w:val="6"/>
     <w:lvlOverride w:ilvl="0">
       <w:startOverride w:val="1"/>
@@ -8511,7 +8193,7 @@
       <w:startOverride w:val="1"/>
     </w:lvlOverride>
   </w:num>
-  <w:num w:numId="20" w16cid:durableId="309946151">
+  <w:num w:numId="20">
     <w:abstractNumId w:val="2"/>
     <w:lvlOverride w:ilvl="0">
       <w:startOverride w:val="1"/>
@@ -8544,8 +8226,16 @@
 </w:numbering>
 </file>
 
+<file path=word/people.xml><?xml version="1.0" encoding="utf-8"?>
+<w15:people xmlns:wpc="http://schemas.microsoft.com/office/word/2010/wordprocessingCanvas" xmlns:cx="http://schemas.microsoft.com/office/drawing/2014/chartex" xmlns:cx1="http://schemas.microsoft.com/office/drawing/2015/9/8/chartex" xmlns:mc="http://schemas.openxmlformats.org/markup-compatibility/2006" xmlns:o="urn:schemas-microsoft-com:office:office" xmlns:r="http://schemas.openxmlformats.org/officeDocument/2006/relationships" xmlns:m="http://schemas.openxmlformats.org/officeDocument/2006/math" xmlns:v="urn:schemas-microsoft-com:vml" xmlns:wp14="http://schemas.microsoft.com/office/word/2010/wordprocessingDrawing" xmlns:wp="http://schemas.openxmlformats.org/drawingml/2006/wordprocessingDrawing" xmlns:w10="urn:schemas-microsoft-com:office:word" xmlns:w="http://schemas.openxmlformats.org/wordprocessingml/2006/main" xmlns:w14="http://schemas.microsoft.com/office/word/2010/wordml" xmlns:w15="http://schemas.microsoft.com/office/word/2012/wordml" xmlns:w16se="http://schemas.microsoft.com/office/word/2015/wordml/symex" xmlns:wpg="http://schemas.microsoft.com/office/word/2010/wordprocessingGroup" xmlns:wpi="http://schemas.microsoft.com/office/word/2010/wordprocessingInk" xmlns:wne="http://schemas.microsoft.com/office/word/2006/wordml" xmlns:wps="http://schemas.microsoft.com/office/word/2010/wordprocessingShape" mc:Ignorable="w14 w15 w16se wp14">
+  <w15:person w15:author="Equipo">
+    <w15:presenceInfo w15:providerId="Windows Live" w15:userId="fa3b3993dca64eeb"/>
+  </w15:person>
+</w15:people>
+</file>
+
 <file path=word/styles.xml><?xml version="1.0" encoding="utf-8"?>
-<w:styles xmlns:mc="http://schemas.openxmlformats.org/markup-compatibility/2006" xmlns:r="http://schemas.openxmlformats.org/officeDocument/2006/relationships" xmlns:w="http://schemas.openxmlformats.org/wordprocessingml/2006/main" xmlns:w14="http://schemas.microsoft.com/office/word/2010/wordml" xmlns:w15="http://schemas.microsoft.com/office/word/2012/wordml" xmlns:w16cex="http://schemas.microsoft.com/office/word/2018/wordml/cex" xmlns:w16cid="http://schemas.microsoft.com/office/word/2016/wordml/cid" xmlns:w16="http://schemas.microsoft.com/office/word/2018/wordml" xmlns:w16du="http://schemas.microsoft.com/office/word/2023/wordml/word16du" xmlns:w16sdtdh="http://schemas.microsoft.com/office/word/2020/wordml/sdtdatahash" xmlns:w16sdtfl="http://schemas.microsoft.com/office/word/2024/wordml/sdtformatlock" xmlns:w16se="http://schemas.microsoft.com/office/word/2015/wordml/symex" mc:Ignorable="w14 w15 w16se w16cid w16 w16cex w16sdtdh w16sdtfl w16du">
+<w:styles xmlns:mc="http://schemas.openxmlformats.org/markup-compatibility/2006" xmlns:r="http://schemas.openxmlformats.org/officeDocument/2006/relationships" xmlns:w="http://schemas.openxmlformats.org/wordprocessingml/2006/main" xmlns:w14="http://schemas.microsoft.com/office/word/2010/wordml" xmlns:w15="http://schemas.microsoft.com/office/word/2012/wordml" xmlns:w16se="http://schemas.microsoft.com/office/word/2015/wordml/symex" mc:Ignorable="w14 w15 w16se">
   <w:docDefaults>
     <w:rPrDefault>
       <w:rPr>
@@ -8561,7 +8251,7 @@
       </w:pPr>
     </w:pPrDefault>
   </w:docDefaults>
-  <w:latentStyles w:defLockedState="0" w:defUIPriority="99" w:defSemiHidden="0" w:defUnhideWhenUsed="0" w:defQFormat="0" w:count="376">
+  <w:latentStyles w:defLockedState="0" w:defUIPriority="99" w:defSemiHidden="0" w:defUnhideWhenUsed="0" w:defQFormat="0" w:count="371">
     <w:lsdException w:name="Normal" w:uiPriority="0" w:qFormat="1"/>
     <w:lsdException w:name="heading 1" w:uiPriority="9" w:qFormat="1"/>
     <w:lsdException w:name="heading 2" w:semiHidden="1" w:uiPriority="9" w:unhideWhenUsed="1" w:qFormat="1"/>
@@ -8933,11 +8623,6 @@
     <w:lsdException w:name="List Table 5 Dark Accent 6" w:uiPriority="50"/>
     <w:lsdException w:name="List Table 6 Colorful Accent 6" w:uiPriority="51"/>
     <w:lsdException w:name="List Table 7 Colorful Accent 6" w:uiPriority="52"/>
-    <w:lsdException w:name="Mention" w:semiHidden="1" w:unhideWhenUsed="1"/>
-    <w:lsdException w:name="Smart Hyperlink" w:semiHidden="1" w:unhideWhenUsed="1"/>
-    <w:lsdException w:name="Hashtag" w:semiHidden="1" w:unhideWhenUsed="1"/>
-    <w:lsdException w:name="Unresolved Mention" w:semiHidden="1" w:unhideWhenUsed="1"/>
-    <w:lsdException w:name="Smart Link" w:semiHidden="1" w:unhideWhenUsed="1"/>
   </w:latentStyles>
   <w:style w:type="paragraph" w:default="1" w:styleId="Normal">
     <w:name w:val="Normal"/>
@@ -9316,7 +9001,7 @@
       <w:lang w:val="es-ES"/>
     </w:rPr>
   </w:style>
-  <w:style w:type="character" w:styleId="Mencinsinresolver">
+  <w:style w:type="character" w:customStyle="1" w:styleId="UnresolvedMention">
     <w:name w:val="Unresolved Mention"/>
     <w:basedOn w:val="Fuentedeprrafopredeter"/>
     <w:uiPriority w:val="99"/>
